--- a/2_Dang_Nhap_Dang_Ky_Dang_Xuat.docx
+++ b/2_Dang_Nhap_Dang_Ky_Dang_Xuat.docx
@@ -14,7 +14,7 @@
           <w:color w:val="B45309"/>
           <w:sz w:val="44"/>
         </w:rPr>
-        <w:t>TÀI LIỆU HỌC TẬP - TÌM HIỂU MÃ NGUỒN (FILE 2)</w:t>
+        <w:t>TÀI LIỆU CHI TIẾT MÃ NGUỒN (FILE 2)</w:t>
       </w:r>
     </w:p>
     <w:p>
@@ -35,7 +35,7 @@
     <w:p>
       <w:pPr>
         <w:pStyle w:val="Heading1"/>
-        <w:spacing w:before="240" w:after="120"/>
+        <w:spacing w:before="280" w:after="120"/>
       </w:pPr>
       <w:r>
         <w:rPr>
@@ -44,42 +44,18 @@
           <w:color w:val="D97706"/>
           <w:sz w:val="36"/>
         </w:rPr>
-        <w:t>1. Tổng Quan Chức Năng Hệ Thống Xคำ Chiểu &amp; Phân Quyền</w:t>
+        <w:t>CHƯƠNG 1: TỔNG QUAN XÁC THỰC VÀ PHÂN QUYỀN</w:t>
       </w:r>
     </w:p>
     <w:p>
       <w:r>
-        <w:t>Hệ thống xác thực và quản lý tài khoản bao gồm các tính năng chính:</w:t>
-      </w:r>
-    </w:p>
-    <w:p>
-      <w:pPr>
-        <w:pStyle w:val="ListBullet"/>
-      </w:pPr>
-      <w:r>
-        <w:t>• Đăng Nhập / Đăng Xuất: Xác thực tên đăng nhập và mật khẩu với CSDL SQL Server, lưu thông tin tài khoản vào HttpSession.</w:t>
-      </w:r>
-    </w:p>
-    <w:p>
-      <w:pPr>
-        <w:pStyle w:val="ListBullet"/>
-      </w:pPr>
-      <w:r>
-        <w:t>• Phân Quyền Người Dùng (RBAC): Phân chia vai trò Quản Lý (Admin - vai_tro = 1) có đầy đủ quyền quản trị hệ thống và Nhân Viên Bán Hàng (Staff - vai_tro = 0).</w:t>
-      </w:r>
-    </w:p>
-    <w:p>
-      <w:pPr>
-        <w:pStyle w:val="ListBullet"/>
-      </w:pPr>
-      <w:r>
-        <w:t>• Quản Lý Tài Khoản Nhân Viên: Admin có thể Thêm nhân viên mới, Sửa thông tin, Đổi mật khẩu, Khóa/Kích hoạt tài khoản (Toggle Active) và Xóa nhân viên.</w:t>
+        <w:t>Hệ thống xác thực quản lý tài khoản nhân viên và phân quyền bảo mật cho toàn bộ ứng dụng.</w:t>
       </w:r>
     </w:p>
     <w:p>
       <w:pPr>
         <w:pStyle w:val="Heading1"/>
-        <w:spacing w:before="240" w:after="120"/>
+        <w:spacing w:before="280" w:after="120"/>
       </w:pPr>
       <w:r>
         <w:rPr>
@@ -88,437 +64,13 @@
           <w:color w:val="D97706"/>
           <w:sz w:val="36"/>
         </w:rPr>
-        <w:t>2. Sơ Đồ Cấu Trúc File &amp; Vị Trí Trong Dự Án</w:t>
-      </w:r>
-    </w:p>
-    <w:tbl>
-      <w:tblPr>
-        <w:tblW w:type="auto" w:w="0"/>
-        <w:jc w:val="center"/>
-        <w:tblLook w:firstColumn="1" w:firstRow="1" w:lastColumn="0" w:lastRow="0" w:noHBand="0" w:noVBand="1" w:val="04A0"/>
-      </w:tblPr>
-      <w:tblGrid>
-        <w:gridCol w:w="3216"/>
-        <w:gridCol w:w="3216"/>
-        <w:gridCol w:w="3216"/>
-      </w:tblGrid>
-      <w:tr>
-        <w:tc>
-          <w:tcPr>
-            <w:tcW w:type="dxa" w:w="3216"/>
-            <w:shd w:fill="E2E8F0"/>
-          </w:tcPr>
-          <w:p>
-            <w:r>
-              <w:rPr>
-                <w:rFonts w:ascii="Arial" w:hAnsi="Arial"/>
-                <w:b/>
-              </w:rPr>
-              <w:t>Thành Phần (Layer)</w:t>
-            </w:r>
-          </w:p>
-        </w:tc>
-        <w:tc>
-          <w:tcPr>
-            <w:tcW w:type="dxa" w:w="3216"/>
-            <w:shd w:fill="E2E8F0"/>
-          </w:tcPr>
-          <w:p>
-            <w:r>
-              <w:rPr>
-                <w:rFonts w:ascii="Arial" w:hAnsi="Arial"/>
-                <w:b/>
-              </w:rPr>
-              <w:t>Vị Trí Đường Dẫn File (File Path)</w:t>
-            </w:r>
-          </w:p>
-        </w:tc>
-        <w:tc>
-          <w:tcPr>
-            <w:tcW w:type="dxa" w:w="3216"/>
-            <w:shd w:fill="E2E8F0"/>
-          </w:tcPr>
-          <w:p>
-            <w:r>
-              <w:rPr>
-                <w:rFonts w:ascii="Arial" w:hAnsi="Arial"/>
-                <w:b/>
-              </w:rPr>
-              <w:t>Chức Năng Chính</w:t>
-            </w:r>
-          </w:p>
-        </w:tc>
-      </w:tr>
-      <w:tr>
-        <w:tc>
-          <w:tcPr>
-            <w:tcW w:type="dxa" w:w="3216"/>
-            <w:tcMar>
-              <w:top w:w="60" w:type="dxa"/>
-              <w:bottom w:w="60" w:type="dxa"/>
-              <w:left w:w="100" w:type="dxa"/>
-              <w:right w:w="100" w:type="dxa"/>
-            </w:tcMar>
-          </w:tcPr>
-          <w:p>
-            <w:r>
-              <w:t>Giao Diện (JSP)</w:t>
-            </w:r>
-          </w:p>
-        </w:tc>
-        <w:tc>
-          <w:tcPr>
-            <w:tcW w:type="dxa" w:w="3216"/>
-            <w:tcMar>
-              <w:top w:w="60" w:type="dxa"/>
-              <w:bottom w:w="60" w:type="dxa"/>
-              <w:left w:w="100" w:type="dxa"/>
-              <w:right w:w="100" w:type="dxa"/>
-            </w:tcMar>
-          </w:tcPr>
-          <w:p>
-            <w:r>
-              <w:t>src/main/webapp/views/auth/login.jsp</w:t>
-            </w:r>
-          </w:p>
-        </w:tc>
-        <w:tc>
-          <w:tcPr>
-            <w:tcW w:type="dxa" w:w="3216"/>
-            <w:tcMar>
-              <w:top w:w="60" w:type="dxa"/>
-              <w:bottom w:w="60" w:type="dxa"/>
-              <w:left w:w="100" w:type="dxa"/>
-              <w:right w:w="100" w:type="dxa"/>
-            </w:tcMar>
-          </w:tcPr>
-          <w:p>
-            <w:r>
-              <w:t>Giao diện màn hình đăng nhập tài khoản hệ thống</w:t>
-            </w:r>
-          </w:p>
-        </w:tc>
-      </w:tr>
-      <w:tr>
-        <w:tc>
-          <w:tcPr>
-            <w:tcW w:type="dxa" w:w="3216"/>
-            <w:tcMar>
-              <w:top w:w="60" w:type="dxa"/>
-              <w:bottom w:w="60" w:type="dxa"/>
-              <w:left w:w="100" w:type="dxa"/>
-              <w:right w:w="100" w:type="dxa"/>
-            </w:tcMar>
-          </w:tcPr>
-          <w:p>
-            <w:r>
-              <w:t>Giao Diện (JSP)</w:t>
-            </w:r>
-          </w:p>
-        </w:tc>
-        <w:tc>
-          <w:tcPr>
-            <w:tcW w:type="dxa" w:w="3216"/>
-            <w:tcMar>
-              <w:top w:w="60" w:type="dxa"/>
-              <w:bottom w:w="60" w:type="dxa"/>
-              <w:left w:w="100" w:type="dxa"/>
-              <w:right w:w="100" w:type="dxa"/>
-            </w:tcMar>
-          </w:tcPr>
-          <w:p>
-            <w:r>
-              <w:t>src/main/webapp/views/nhanvien/list.jsp</w:t>
-            </w:r>
-          </w:p>
-        </w:tc>
-        <w:tc>
-          <w:tcPr>
-            <w:tcW w:type="dxa" w:w="3216"/>
-            <w:tcMar>
-              <w:top w:w="60" w:type="dxa"/>
-              <w:bottom w:w="60" w:type="dxa"/>
-              <w:left w:w="100" w:type="dxa"/>
-              <w:right w:w="100" w:type="dxa"/>
-            </w:tcMar>
-          </w:tcPr>
-          <w:p>
-            <w:r>
-              <w:t>Giao diện danh sách &amp; form thêm/sửa/xóa nhân viên dành cho Admin</w:t>
-            </w:r>
-          </w:p>
-        </w:tc>
-      </w:tr>
-      <w:tr>
-        <w:tc>
-          <w:tcPr>
-            <w:tcW w:type="dxa" w:w="3216"/>
-            <w:tcMar>
-              <w:top w:w="60" w:type="dxa"/>
-              <w:bottom w:w="60" w:type="dxa"/>
-              <w:left w:w="100" w:type="dxa"/>
-              <w:right w:w="100" w:type="dxa"/>
-            </w:tcMar>
-          </w:tcPr>
-          <w:p>
-            <w:r>
-              <w:t>Giao Diện (JSP Header)</w:t>
-            </w:r>
-          </w:p>
-        </w:tc>
-        <w:tc>
-          <w:tcPr>
-            <w:tcW w:type="dxa" w:w="3216"/>
-            <w:tcMar>
-              <w:top w:w="60" w:type="dxa"/>
-              <w:bottom w:w="60" w:type="dxa"/>
-              <w:left w:w="100" w:type="dxa"/>
-              <w:right w:w="100" w:type="dxa"/>
-            </w:tcMar>
-          </w:tcPr>
-          <w:p>
-            <w:r>
-              <w:t>src/main/webapp/views/layout/header.jsp</w:t>
-            </w:r>
-          </w:p>
-        </w:tc>
-        <w:tc>
-          <w:tcPr>
-            <w:tcW w:type="dxa" w:w="3216"/>
-            <w:tcMar>
-              <w:top w:w="60" w:type="dxa"/>
-              <w:bottom w:w="60" w:type="dxa"/>
-              <w:left w:w="100" w:type="dxa"/>
-              <w:right w:w="100" w:type="dxa"/>
-            </w:tcMar>
-          </w:tcPr>
-          <w:p>
-            <w:r>
-              <w:t>Kiểm tra Session người dùng đăng nhập; nếu chưa đăng nhập tự động chuyển về /login</w:t>
-            </w:r>
-          </w:p>
-        </w:tc>
-      </w:tr>
-      <w:tr>
-        <w:tc>
-          <w:tcPr>
-            <w:tcW w:type="dxa" w:w="3216"/>
-            <w:tcMar>
-              <w:top w:w="60" w:type="dxa"/>
-              <w:bottom w:w="60" w:type="dxa"/>
-              <w:left w:w="100" w:type="dxa"/>
-              <w:right w:w="100" w:type="dxa"/>
-            </w:tcMar>
-          </w:tcPr>
-          <w:p>
-            <w:r>
-              <w:t>Điều Hướng (Servlet)</w:t>
-            </w:r>
-          </w:p>
-        </w:tc>
-        <w:tc>
-          <w:tcPr>
-            <w:tcW w:type="dxa" w:w="3216"/>
-            <w:tcMar>
-              <w:top w:w="60" w:type="dxa"/>
-              <w:bottom w:w="60" w:type="dxa"/>
-              <w:left w:w="100" w:type="dxa"/>
-              <w:right w:w="100" w:type="dxa"/>
-            </w:tcMar>
-          </w:tcPr>
-          <w:p>
-            <w:r>
-              <w:t>src/main/java/com/webbanhmi/servlet/AuthServlet.java</w:t>
-            </w:r>
-          </w:p>
-        </w:tc>
-        <w:tc>
-          <w:tcPr>
-            <w:tcW w:type="dxa" w:w="3216"/>
-            <w:tcMar>
-              <w:top w:w="60" w:type="dxa"/>
-              <w:bottom w:w="60" w:type="dxa"/>
-              <w:left w:w="100" w:type="dxa"/>
-              <w:right w:w="100" w:type="dxa"/>
-            </w:tcMar>
-          </w:tcPr>
-          <w:p>
-            <w:r>
-              <w:t>Xử lý kiểm tra tên đăng nhập/mật khẩu (/login) và hủy session (/logout)</w:t>
-            </w:r>
-          </w:p>
-        </w:tc>
-      </w:tr>
-      <w:tr>
-        <w:tc>
-          <w:tcPr>
-            <w:tcW w:type="dxa" w:w="3216"/>
-            <w:tcMar>
-              <w:top w:w="60" w:type="dxa"/>
-              <w:bottom w:w="60" w:type="dxa"/>
-              <w:left w:w="100" w:type="dxa"/>
-              <w:right w:w="100" w:type="dxa"/>
-            </w:tcMar>
-          </w:tcPr>
-          <w:p>
-            <w:r>
-              <w:t>Điều Hướng (Servlet)</w:t>
-            </w:r>
-          </w:p>
-        </w:tc>
-        <w:tc>
-          <w:tcPr>
-            <w:tcW w:type="dxa" w:w="3216"/>
-            <w:tcMar>
-              <w:top w:w="60" w:type="dxa"/>
-              <w:bottom w:w="60" w:type="dxa"/>
-              <w:left w:w="100" w:type="dxa"/>
-              <w:right w:w="100" w:type="dxa"/>
-            </w:tcMar>
-          </w:tcPr>
-          <w:p>
-            <w:r>
-              <w:t>src/main/java/com/webbanhmi/servlet/NhanVienServlet.java</w:t>
-            </w:r>
-          </w:p>
-        </w:tc>
-        <w:tc>
-          <w:tcPr>
-            <w:tcW w:type="dxa" w:w="3216"/>
-            <w:tcMar>
-              <w:top w:w="60" w:type="dxa"/>
-              <w:bottom w:w="60" w:type="dxa"/>
-              <w:left w:w="100" w:type="dxa"/>
-              <w:right w:w="100" w:type="dxa"/>
-            </w:tcMar>
-          </w:tcPr>
-          <w:p>
-            <w:r>
-              <w:t>Xử lý CRUD tài khoản nhân viên (/manager/nhanvien, /add, /edit, /delete, /toggle)</w:t>
-            </w:r>
-          </w:p>
-        </w:tc>
-      </w:tr>
-      <w:tr>
-        <w:tc>
-          <w:tcPr>
-            <w:tcW w:type="dxa" w:w="3216"/>
-            <w:tcMar>
-              <w:top w:w="60" w:type="dxa"/>
-              <w:bottom w:w="60" w:type="dxa"/>
-              <w:left w:w="100" w:type="dxa"/>
-              <w:right w:w="100" w:type="dxa"/>
-            </w:tcMar>
-          </w:tcPr>
-          <w:p>
-            <w:r>
-              <w:t>Truy Vấn CSDL (DAO)</w:t>
-            </w:r>
-          </w:p>
-        </w:tc>
-        <w:tc>
-          <w:tcPr>
-            <w:tcW w:type="dxa" w:w="3216"/>
-            <w:tcMar>
-              <w:top w:w="60" w:type="dxa"/>
-              <w:bottom w:w="60" w:type="dxa"/>
-              <w:left w:w="100" w:type="dxa"/>
-              <w:right w:w="100" w:type="dxa"/>
-            </w:tcMar>
-          </w:tcPr>
-          <w:p>
-            <w:r>
-              <w:t>src/main/java/com/webbanhmi/dao/NhanVienDAO.java</w:t>
-            </w:r>
-          </w:p>
-        </w:tc>
-        <w:tc>
-          <w:tcPr>
-            <w:tcW w:type="dxa" w:w="3216"/>
-            <w:tcMar>
-              <w:top w:w="60" w:type="dxa"/>
-              <w:bottom w:w="60" w:type="dxa"/>
-              <w:left w:w="100" w:type="dxa"/>
-              <w:right w:w="100" w:type="dxa"/>
-            </w:tcMar>
-          </w:tcPr>
-          <w:p>
-            <w:r>
-              <w:t>Thao tác CSDL bảng nhan_vien (findByTenDangNhap, create, update, hardDelete, toggleActive)</w:t>
-            </w:r>
-          </w:p>
-        </w:tc>
-      </w:tr>
-      <w:tr>
-        <w:tc>
-          <w:tcPr>
-            <w:tcW w:type="dxa" w:w="3216"/>
-            <w:tcMar>
-              <w:top w:w="60" w:type="dxa"/>
-              <w:bottom w:w="60" w:type="dxa"/>
-              <w:left w:w="100" w:type="dxa"/>
-              <w:right w:w="100" w:type="dxa"/>
-            </w:tcMar>
-          </w:tcPr>
-          <w:p>
-            <w:r>
-              <w:t>Đối Tượng (Entity)</w:t>
-            </w:r>
-          </w:p>
-        </w:tc>
-        <w:tc>
-          <w:tcPr>
-            <w:tcW w:type="dxa" w:w="3216"/>
-            <w:tcMar>
-              <w:top w:w="60" w:type="dxa"/>
-              <w:bottom w:w="60" w:type="dxa"/>
-              <w:left w:w="100" w:type="dxa"/>
-              <w:right w:w="100" w:type="dxa"/>
-            </w:tcMar>
-          </w:tcPr>
-          <w:p>
-            <w:r>
-              <w:t>src/main/java/com/webbanhmi/entity/NhanVien.java</w:t>
-            </w:r>
-          </w:p>
-        </w:tc>
-        <w:tc>
-          <w:tcPr>
-            <w:tcW w:type="dxa" w:w="3216"/>
-            <w:tcMar>
-              <w:top w:w="60" w:type="dxa"/>
-              <w:bottom w:w="60" w:type="dxa"/>
-              <w:left w:w="100" w:type="dxa"/>
-              <w:right w:w="100" w:type="dxa"/>
-            </w:tcMar>
-          </w:tcPr>
-          <w:p>
-            <w:r>
-              <w:t>Lớp Model đại diện cho bảng nhan_vien (id, tenDangNhap, matKhau, hoTen, dienThoai, vaiTro, active)</w:t>
-            </w:r>
-          </w:p>
-        </w:tc>
-      </w:tr>
-    </w:tbl>
-    <w:p>
-      <w:pPr>
-        <w:pStyle w:val="Heading1"/>
-        <w:spacing w:before="240" w:after="120"/>
-      </w:pPr>
-      <w:r>
-        <w:rPr>
-          <w:rFonts w:ascii="Arial" w:hAnsi="Arial"/>
-          <w:b/>
-          <w:color w:val="D97706"/>
-          <w:sz w:val="36"/>
-        </w:rPr>
-        <w:t>3. Chi Tiết Luồng Hoạt Động &amp; Mã Nguồn Quan Trọng</w:t>
+        <w:t>CHƯƠNG 2: GIẢI THÍCH CHI TIẾT CODE GIAO DIỆN (JSP)</w:t>
       </w:r>
     </w:p>
     <w:p>
       <w:pPr>
         <w:pStyle w:val="Heading2"/>
-        <w:spacing w:before="240" w:after="120"/>
+        <w:spacing w:before="280" w:after="120"/>
       </w:pPr>
       <w:r>
         <w:rPr>
@@ -527,19 +79,27 @@
           <w:color w:val="1E293B"/>
           <w:sz w:val="28"/>
         </w:rPr>
-        <w:t>3.1 Xử Lý Đăng Nhập Tại AuthServlet.java</w:t>
+        <w:t>2.1 login.jsp - Màn hình Đăng Nhập</w:t>
       </w:r>
     </w:p>
     <w:p>
       <w:r>
-        <w:t>Khi người dùng nhập Tên Đăng Nhập &amp; Mật Khẩu và nhấn nút 'Đăng Nhập':</w:t>
+        <w:t>Đường dẫn: src/main/webapp/views/auth/login.jsp</w:t>
       </w:r>
     </w:p>
     <w:p>
       <w:pPr>
-        <w:spacing w:before="80" w:after="160"/>
-        <w:ind w:left="288"/>
+        <w:spacing w:before="160" w:after="40"/>
       </w:pPr>
+      <w:r>
+        <w:rPr>
+          <w:rFonts w:ascii="Arial" w:hAnsi="Arial"/>
+          <w:b/>
+          <w:color w:val="D97706"/>
+          <w:sz w:val="22"/>
+        </w:rPr>
+        <w:t>💻 login.jsp - Form gửi tài khoản &amp; mật khẩu (Line 18-35)</w:t>
+      </w:r>
     </w:p>
     <w:tbl>
       <w:tblPr>
@@ -563,7 +123,7 @@
             </w:tcMar>
             <w:tcBorders>
               <w:top w:val="single" w:sz="4" w:space="0" w:color="CBD5E1"/>
-              <w:left w:val="single" w:sz="12" w:space="0" w:color="3B82F6"/>
+              <w:left w:val="single" w:sz="12" w:space="0" w:color="D97706"/>
               <w:bottom w:val="single" w:sz="4" w:space="0" w:color="CBD5E1"/>
               <w:right w:val="single" w:sz="4" w:space="0" w:color="CBD5E1"/>
             </w:tcBorders>
@@ -578,30 +138,33 @@
                 <w:color w:val="0F172A"/>
                 <w:sz w:val="19"/>
               </w:rPr>
-              <w:t>// Đoạn mã kiểm tra đăng nhập tại AuthServlet.java:</w:t>
+              <w:t>&lt;form method="post" action="${pageContext.request.contextPath}/login"&gt;</w:t>
               <w:br/>
-              <w:t>String tenDangNhap = ParamUtil.getString(request, "username");</w:t>
+              <w:t xml:space="preserve">    &lt;c:if test="${not empty error}"&gt;</w:t>
               <w:br/>
-              <w:t>String matKhau = ParamUtil.getString(request, "password");</w:t>
+              <w:t xml:space="preserve">        &lt;div class="alert alert-danger"&gt;&lt;i class="fas fa-exclamation-circle"&gt;&lt;/i&gt; ${error}&lt;/div&gt;</w:t>
               <w:br/>
+              <w:t xml:space="preserve">    &lt;/c:if&gt;</w:t>
               <w:br/>
-              <w:t>NhanVien nv = nhanVienDAO.findByTenDangNhap(tenDangNhap);</w:t>
+              <w:t xml:space="preserve">    &lt;div class="form-group"&gt;</w:t>
               <w:br/>
-              <w:t>if (nv != null &amp;&amp; nv.getMatKhau().equals(matKhau)) {</w:t>
+              <w:t xml:space="preserve">        &lt;label class="form-label"&gt;Tên Đăng Nhập&lt;/label&gt;</w:t>
               <w:br/>
-              <w:t xml:space="preserve">    HttpSession session = request.getSession();</w:t>
+              <w:t xml:space="preserve">        &lt;input type="text" name="username" class="form-control" placeholder="Nhập tên đăng nhập" required autofocus&gt;</w:t>
               <w:br/>
-              <w:t xml:space="preserve">    session.setAttribute("user", nv); // Lưu tài khoản vào Session</w:t>
+              <w:t xml:space="preserve">    &lt;/div&gt;</w:t>
               <w:br/>
-              <w:t xml:space="preserve">    response.sendRedirect(request.getContextPath() + "/home");</w:t>
+              <w:t xml:space="preserve">    &lt;div class="form-group"&gt;</w:t>
               <w:br/>
-              <w:t>} else {</w:t>
+              <w:t xml:space="preserve">        &lt;label class="form-label"&gt;Mật Khẩu&lt;/label&gt;</w:t>
               <w:br/>
-              <w:t xml:space="preserve">    request.setAttribute("error", "Sai tên đăng nhập hoặc mật khẩu");</w:t>
+              <w:t xml:space="preserve">        &lt;input type="password" name="password" class="form-control" placeholder="Nhập mật khẩu" required&gt;</w:t>
               <w:br/>
-              <w:t xml:space="preserve">    request.getRequestDispatcher("/views/auth/login.jsp").forward(request, response);</w:t>
+              <w:t xml:space="preserve">    &lt;/div&gt;</w:t>
               <w:br/>
-              <w:t>}</w:t>
+              <w:t xml:space="preserve">    &lt;button type="submit" class="btn btn-primary" style="width:100%"&gt;Đăng Nhập&lt;/button&gt;</w:t>
+              <w:br/>
+              <w:t>&lt;/form&gt;</w:t>
             </w:r>
           </w:p>
         </w:tc>
@@ -610,7 +173,7 @@
     <w:p>
       <w:pPr>
         <w:pStyle w:val="Heading2"/>
-        <w:spacing w:before="240" w:after="120"/>
+        <w:spacing w:before="280" w:after="120"/>
       </w:pPr>
       <w:r>
         <w:rPr>
@@ -619,19 +182,27 @@
           <w:color w:val="1E293B"/>
           <w:sz w:val="28"/>
         </w:rPr>
-        <w:t>3.2 Kiểm Tra Session Tại header.jsp</w:t>
+        <w:t>2.2 nhanvien/list.jsp - Quản Lý Nhân Viên Admin</w:t>
       </w:r>
     </w:p>
     <w:p>
       <w:r>
-        <w:t>Tại tất cả các trang nội bộ của ứng dụng, header.jsp được include để bảo mật:</w:t>
+        <w:t>Đường dẫn: src/main/webapp/views/nhanvien/list.jsp</w:t>
       </w:r>
     </w:p>
     <w:p>
       <w:pPr>
-        <w:spacing w:before="80" w:after="160"/>
-        <w:ind w:left="288"/>
+        <w:spacing w:before="160" w:after="40"/>
       </w:pPr>
+      <w:r>
+        <w:rPr>
+          <w:rFonts w:ascii="Arial" w:hAnsi="Arial"/>
+          <w:b/>
+          <w:color w:val="D97706"/>
+          <w:sz w:val="22"/>
+        </w:rPr>
+        <w:t>💻 list.jsp - Các nút Sửa, Khóa/Mở khóa và Xóa nhân viên (Line 75-81)</w:t>
+      </w:r>
     </w:p>
     <w:tbl>
       <w:tblPr>
@@ -655,7 +226,7 @@
             </w:tcMar>
             <w:tcBorders>
               <w:top w:val="single" w:sz="4" w:space="0" w:color="CBD5E1"/>
-              <w:left w:val="single" w:sz="12" w:space="0" w:color="3B82F6"/>
+              <w:left w:val="single" w:sz="12" w:space="0" w:color="D97706"/>
               <w:bottom w:val="single" w:sz="4" w:space="0" w:color="CBD5E1"/>
               <w:right w:val="single" w:sz="4" w:space="0" w:color="CBD5E1"/>
             </w:tcBorders>
@@ -670,17 +241,19 @@
                 <w:color w:val="0F172A"/>
                 <w:sz w:val="19"/>
               </w:rPr>
-              <w:t>// Đoạn mã kiểm tra đăng nhập tại header.jsp:</w:t>
+              <w:t>&lt;!-- Nút Sửa --&gt;</w:t>
               <w:br/>
-              <w:t>NhanVien currentUser = (NhanVien) session.getAttribute("user");</w:t>
+              <w:t>&lt;a href="${pageContext.request.contextPath}/manager/nhanvien?id=${nv.id}" class="btn btn-info btn-sm" title="Sửa"&gt;&lt;i class="fas fa-edit"&gt;&lt;/i&gt;&lt;/a&gt;</w:t>
               <w:br/>
-              <w:t>if (currentUser == null) {</w:t>
               <w:br/>
-              <w:t xml:space="preserve">    response.sendRedirect(request.getContextPath() + "/login");</w:t>
+              <w:t>&lt;!-- Nút Khóa / Kích hoạt nhanh --&gt;</w:t>
               <w:br/>
-              <w:t xml:space="preserve">    return;</w:t>
+              <w:t>&lt;a href="${pageContext.request.contextPath}/manager/nhanvien/toggle?id=${nv.id}" class="btn ${nv.active ? 'btn-warning' : 'btn-success'} btn-sm" title="${nv.active ? 'Vô hiệu hóa' : 'Kích hoạt'}"&gt;&lt;i class="fas ${nv.active ? 'fa-user-slash' : 'fa-user-check'}"&gt;&lt;/i&gt;&lt;/a&gt;</w:t>
               <w:br/>
-              <w:t>}</w:t>
+              <w:br/>
+              <w:t>&lt;!-- Nút Xóa --&gt;</w:t>
+              <w:br/>
+              <w:t>&lt;a href="${pageContext.request.contextPath}/manager/nhanvien/delete?id=${nv.id}" class="btn btn-danger btn-sm" title="Xóa" onclick="return confirm('Bạn có chắc chắn muốn xóa?')"&gt;&lt;i class="fas fa-trash"&gt;&lt;/i&gt;&lt;/a&gt;</w:t>
             </w:r>
           </w:p>
         </w:tc>
@@ -688,8 +261,23 @@
     </w:tbl>
     <w:p>
       <w:pPr>
+        <w:pStyle w:val="Heading1"/>
+        <w:spacing w:before="280" w:after="120"/>
+      </w:pPr>
+      <w:r>
+        <w:rPr>
+          <w:rFonts w:ascii="Arial" w:hAnsi="Arial"/>
+          <w:b/>
+          <w:color w:val="D97706"/>
+          <w:sz w:val="36"/>
+        </w:rPr>
+        <w:t>CHƯƠNG 3: GIẢI THÍCH CHI TIẾT MÃ NGUỒN SERVLET CONTROLLER</w:t>
+      </w:r>
+    </w:p>
+    <w:p>
+      <w:pPr>
         <w:pStyle w:val="Heading2"/>
-        <w:spacing w:before="240" w:after="120"/>
+        <w:spacing w:before="280" w:after="120"/>
       </w:pPr>
       <w:r>
         <w:rPr>
@@ -698,19 +286,27 @@
           <w:color w:val="1E293B"/>
           <w:sz w:val="28"/>
         </w:rPr>
-        <w:t>3.3 Thêm, Sửa, Xóa Nhân Viên Tại NhanVienServlet.java</w:t>
+        <w:t>3.1 AuthServlet.java - Đăng Nhập &amp; Đăng Xuất</w:t>
       </w:r>
     </w:p>
     <w:p>
       <w:r>
-        <w:t>Tất cả thao tác quản lý nhân viên được định tuyến linh hoạt trong NhanVienServlet:</w:t>
+        <w:t>Đường dẫn: src/main/java/com/webbanhmi/servlet/AuthServlet.java</w:t>
       </w:r>
     </w:p>
     <w:p>
       <w:pPr>
-        <w:spacing w:before="80" w:after="160"/>
-        <w:ind w:left="288"/>
+        <w:spacing w:before="160" w:after="40"/>
       </w:pPr>
+      <w:r>
+        <w:rPr>
+          <w:rFonts w:ascii="Arial" w:hAnsi="Arial"/>
+          <w:b/>
+          <w:color w:val="D97706"/>
+          <w:sz w:val="22"/>
+        </w:rPr>
+        <w:t>💻 AuthServlet.java - Xử lý kiểm tra tài khoản (Line 38-58)</w:t>
+      </w:r>
     </w:p>
     <w:tbl>
       <w:tblPr>
@@ -734,7 +330,7 @@
             </w:tcMar>
             <w:tcBorders>
               <w:top w:val="single" w:sz="4" w:space="0" w:color="CBD5E1"/>
-              <w:left w:val="single" w:sz="12" w:space="0" w:color="3B82F6"/>
+              <w:left w:val="single" w:sz="12" w:space="0" w:color="D97706"/>
               <w:bottom w:val="single" w:sz="4" w:space="0" w:color="CBD5E1"/>
               <w:right w:val="single" w:sz="4" w:space="0" w:color="CBD5E1"/>
             </w:tcBorders>
@@ -749,15 +345,231 @@
                 <w:color w:val="0F172A"/>
                 <w:sz w:val="19"/>
               </w:rPr>
-              <w:t>// Xử lý các action trong processRequest:</w:t>
+              <w:t>String tenDangNhap = ParamUtil.getString(request, "username");</w:t>
               <w:br/>
-              <w:t>if (uri.contains("/add")) create(request);</w:t>
+              <w:t>String matKhau = ParamUtil.getString(request, "password");</w:t>
               <w:br/>
-              <w:t>else if (uri.contains("/edit")) update(request);</w:t>
               <w:br/>
-              <w:t>else if (uri.contains("/delete")) delete(request);</w:t>
+              <w:t>NhanVien nv = nhanVienDAO.findByTenDangNhap(tenDangNhap);</w:t>
               <w:br/>
-              <w:t>else if (uri.contains("/toggle")) toggle(request);</w:t>
+              <w:t>if (nv != null &amp;&amp; nv.getMatKhau().equals(matKhau)) {</w:t>
+              <w:br/>
+              <w:t xml:space="preserve">    HttpSession session = request.getSession();</w:t>
+              <w:br/>
+              <w:t xml:space="preserve">    session.setAttribute("user", nv); // Lưu Session</w:t>
+              <w:br/>
+              <w:t xml:space="preserve">    response.sendRedirect(request.getContextPath() + "/home");</w:t>
+              <w:br/>
+              <w:t>} else {</w:t>
+              <w:br/>
+              <w:t xml:space="preserve">    request.setAttribute("error", "Sai tên đăng nhập hoặc mật khẩu");</w:t>
+              <w:br/>
+              <w:t xml:space="preserve">    request.getRequestDispatcher("/views/auth/login.jsp").forward(request, response);</w:t>
+              <w:br/>
+              <w:t>}</w:t>
+            </w:r>
+          </w:p>
+        </w:tc>
+      </w:tr>
+    </w:tbl>
+    <w:p>
+      <w:pPr>
+        <w:pStyle w:val="Heading2"/>
+        <w:spacing w:before="280" w:after="120"/>
+      </w:pPr>
+      <w:r>
+        <w:rPr>
+          <w:rFonts w:ascii="Arial" w:hAnsi="Arial"/>
+          <w:b/>
+          <w:color w:val="1E293B"/>
+          <w:sz w:val="28"/>
+        </w:rPr>
+        <w:t>3.2 NhanVienServlet.java - Quản Lý Nhân Viên Thêm/Sửa/Xóa</w:t>
+      </w:r>
+    </w:p>
+    <w:p>
+      <w:r>
+        <w:t>Đường dẫn: src/main/java/com/webbanhmi/servlet/NhanVienServlet.java</w:t>
+      </w:r>
+    </w:p>
+    <w:p>
+      <w:pPr>
+        <w:spacing w:before="160" w:after="40"/>
+      </w:pPr>
+      <w:r>
+        <w:rPr>
+          <w:rFonts w:ascii="Arial" w:hAnsi="Arial"/>
+          <w:b/>
+          <w:color w:val="D97706"/>
+          <w:sz w:val="22"/>
+        </w:rPr>
+        <w:t>💻 NhanVienServlet.java - Xóa thông minh an toàn khóa ngoại (Line 125-136)</w:t>
+      </w:r>
+    </w:p>
+    <w:tbl>
+      <w:tblPr>
+        <w:tblW w:type="auto" w:w="0"/>
+        <w:jc w:val="center"/>
+        <w:tblLook w:firstColumn="1" w:firstRow="1" w:lastColumn="0" w:lastRow="0" w:noHBand="0" w:noVBand="1" w:val="04A0"/>
+      </w:tblPr>
+      <w:tblGrid>
+        <w:gridCol w:w="9648"/>
+      </w:tblGrid>
+      <w:tr>
+        <w:tc>
+          <w:tcPr>
+            <w:tcW w:type="dxa" w:w="9648"/>
+            <w:shd w:fill="F8FAFC"/>
+            <w:tcMar>
+              <w:top w:w="120" w:type="dxa"/>
+              <w:bottom w:w="120" w:type="dxa"/>
+              <w:left w:w="180" w:type="dxa"/>
+              <w:right w:w="180" w:type="dxa"/>
+            </w:tcMar>
+            <w:tcBorders>
+              <w:top w:val="single" w:sz="4" w:space="0" w:color="CBD5E1"/>
+              <w:left w:val="single" w:sz="12" w:space="0" w:color="D97706"/>
+              <w:bottom w:val="single" w:sz="4" w:space="0" w:color="CBD5E1"/>
+              <w:right w:val="single" w:sz="4" w:space="0" w:color="CBD5E1"/>
+            </w:tcBorders>
+          </w:tcPr>
+          <w:p>
+            <w:pPr>
+              <w:spacing w:before="40" w:after="40"/>
+            </w:pPr>
+            <w:r>
+              <w:rPr>
+                <w:rFonts w:ascii="Consolas" w:hAnsi="Consolas"/>
+                <w:color w:val="0F172A"/>
+                <w:sz w:val="19"/>
+              </w:rPr>
+              <w:t>private void delete(HttpServletRequest request) {</w:t>
+              <w:br/>
+              <w:t xml:space="preserve">    int id = ParamUtil.getInt(request, "id");</w:t>
+              <w:br/>
+              <w:t xml:space="preserve">    if (id &gt; 0) {</w:t>
+              <w:br/>
+              <w:t xml:space="preserve">        boolean isHardDeleted = nhanVienDAO.hardDelete(id);</w:t>
+              <w:br/>
+              <w:t xml:space="preserve">        if (isHardDeleted) {</w:t>
+              <w:br/>
+              <w:t xml:space="preserve">            request.setAttribute("message", "Đã xóa vĩnh viễn nhân viên khỏi hệ thống");</w:t>
+              <w:br/>
+              <w:t xml:space="preserve">        } else {</w:t>
+              <w:br/>
+              <w:t xml:space="preserve">            request.setAttribute("message", "Nhân viên đã có lịch sử hóa đơn nên hệ thống đã chuyển sang trạng thái Vô Hiệu Hóa (Inactive)");</w:t>
+              <w:br/>
+              <w:t xml:space="preserve">        }</w:t>
+              <w:br/>
+              <w:t xml:space="preserve">    }</w:t>
+              <w:br/>
+              <w:t>}</w:t>
+            </w:r>
+          </w:p>
+        </w:tc>
+      </w:tr>
+    </w:tbl>
+    <w:p>
+      <w:pPr>
+        <w:pStyle w:val="Heading1"/>
+        <w:spacing w:before="280" w:after="120"/>
+      </w:pPr>
+      <w:r>
+        <w:rPr>
+          <w:rFonts w:ascii="Arial" w:hAnsi="Arial"/>
+          <w:b/>
+          <w:color w:val="D97706"/>
+          <w:sz w:val="36"/>
+        </w:rPr>
+        <w:t>CHƯƠNG 4: GIẢI THÍCH CHI TIẾT TẦNG CSDL (NhanVienDAO.java)</w:t>
+      </w:r>
+    </w:p>
+    <w:p>
+      <w:r>
+        <w:t>Đường dẫn: src/main/java/com/webbanhmi/dao/NhanVienDAO.java</w:t>
+      </w:r>
+    </w:p>
+    <w:p>
+      <w:pPr>
+        <w:spacing w:before="160" w:after="40"/>
+      </w:pPr>
+      <w:r>
+        <w:rPr>
+          <w:rFonts w:ascii="Arial" w:hAnsi="Arial"/>
+          <w:b/>
+          <w:color w:val="D97706"/>
+          <w:sz w:val="22"/>
+        </w:rPr>
+        <w:t>💻 NhanVienDAO.java - Phương thức hardDelete &amp; toggleActive</w:t>
+      </w:r>
+    </w:p>
+    <w:tbl>
+      <w:tblPr>
+        <w:tblW w:type="auto" w:w="0"/>
+        <w:jc w:val="center"/>
+        <w:tblLook w:firstColumn="1" w:firstRow="1" w:lastColumn="0" w:lastRow="0" w:noHBand="0" w:noVBand="1" w:val="04A0"/>
+      </w:tblPr>
+      <w:tblGrid>
+        <w:gridCol w:w="9648"/>
+      </w:tblGrid>
+      <w:tr>
+        <w:tc>
+          <w:tcPr>
+            <w:tcW w:type="dxa" w:w="9648"/>
+            <w:shd w:fill="F8FAFC"/>
+            <w:tcMar>
+              <w:top w:w="120" w:type="dxa"/>
+              <w:bottom w:w="120" w:type="dxa"/>
+              <w:left w:w="180" w:type="dxa"/>
+              <w:right w:w="180" w:type="dxa"/>
+            </w:tcMar>
+            <w:tcBorders>
+              <w:top w:val="single" w:sz="4" w:space="0" w:color="CBD5E1"/>
+              <w:left w:val="single" w:sz="12" w:space="0" w:color="D97706"/>
+              <w:bottom w:val="single" w:sz="4" w:space="0" w:color="CBD5E1"/>
+              <w:right w:val="single" w:sz="4" w:space="0" w:color="CBD5E1"/>
+            </w:tcBorders>
+          </w:tcPr>
+          <w:p>
+            <w:pPr>
+              <w:spacing w:before="40" w:after="40"/>
+            </w:pPr>
+            <w:r>
+              <w:rPr>
+                <w:rFonts w:ascii="Consolas" w:hAnsi="Consolas"/>
+                <w:color w:val="0F172A"/>
+                <w:sz w:val="19"/>
+              </w:rPr>
+              <w:t>public int toggleActive(Integer id) {</w:t>
+              <w:br/>
+              <w:t xml:space="preserve">    String sql = "UPDATE nhan_vien SET active = CASE WHEN active = 1 THEN 0 ELSE 1 END WHERE id=?";</w:t>
+              <w:br/>
+              <w:t xml:space="preserve">    try { return JdbcUtil.executeUpdate(sql, id); } catch (Exception e) { e.printStackTrace(); }</w:t>
+              <w:br/>
+              <w:t xml:space="preserve">    return 0;</w:t>
+              <w:br/>
+              <w:t>}</w:t>
+              <w:br/>
+              <w:br/>
+              <w:t>public boolean hardDelete(Integer id) {</w:t>
+              <w:br/>
+              <w:t xml:space="preserve">    String sql = "DELETE FROM nhan_vien WHERE id=?";</w:t>
+              <w:br/>
+              <w:t xml:space="preserve">    try {</w:t>
+              <w:br/>
+              <w:t xml:space="preserve">        int rows = JdbcUtil.executeUpdate(sql, id);</w:t>
+              <w:br/>
+              <w:t xml:space="preserve">        return rows &gt; 0;</w:t>
+              <w:br/>
+              <w:t xml:space="preserve">    } catch (Exception e) {</w:t>
+              <w:br/>
+              <w:t xml:space="preserve">        delete(id); // Nếu có ràng buộc FK đơn hàng -&gt; Soft Delete active = 0</w:t>
+              <w:br/>
+              <w:t xml:space="preserve">        return false;</w:t>
+              <w:br/>
+              <w:t xml:space="preserve">    }</w:t>
+              <w:br/>
+              <w:t>}</w:t>
             </w:r>
           </w:p>
         </w:tc>
